--- a/agent/themes/editorial.docx
+++ b/agent/themes/editorial.docx
@@ -103,10 +103,10 @@
     <w:pPr>
       <w:keepNext/>
       <w:keepLines/>
-      <w:spacing w:before="320" w:after="100" w:line="410" w:lineRule="auto"/>
       <w:pBdr>
         <w:bottom w:val="single" w:sz="4" w:space="3" w:color="C9D4D7"/>
       </w:pBdr>
+      <w:spacing w:before="320" w:after="100" w:line="410" w:lineRule="auto"/>
       <w:outlineLvl w:val="0"/>
     </w:pPr>
     <w:rPr>
@@ -223,16 +223,56 @@
       <w:szCs w:val="18"/>
     </w:rPr>
   </w:style>
+  <w:style w:type="paragraph" w:styleId="Callout">
+    <w:name w:val="Callout"/>
+    <w:basedOn w:val="Normal"/>
+    <w:next w:val="BodyText"/>
+    <w:qFormat/>
+    <w:pPr>
+      <w:pBdr>
+        <w:left w:val="single" w:sz="18" w:space="8" w:color="0F6470"/>
+      </w:pBdr>
+      <w:shd w:val="clear" w:color="auto" w:fill="F2F6F7"/>
+      <w:spacing w:before="120" w:after="160" w:line="282" w:lineRule="auto"/>
+      <w:ind w:left="140" w:right="140"/>
+    </w:pPr>
+    <w:rPr>
+      <w:rFonts w:ascii="Liberation Serif" w:hAnsi="Liberation Serif" w:cs="Liberation Serif" w:eastAsia="Liberation Serif"/>
+      <w:color w:val="1A1A1A"/>
+      <w:sz w:val="22"/>
+      <w:szCs w:val="22"/>
+    </w:rPr>
+  </w:style>
+  <w:style w:type="paragraph" w:styleId="CalloutAttention">
+    <w:name w:val="Callout Attention"/>
+    <w:basedOn w:val="Normal"/>
+    <w:next w:val="BodyText"/>
+    <w:qFormat/>
+    <w:pPr>
+      <w:pBdr>
+        <w:left w:val="single" w:sz="18" w:space="8" w:color="B45309"/>
+      </w:pBdr>
+      <w:shd w:val="clear" w:color="auto" w:fill="FDF4E7"/>
+      <w:spacing w:before="120" w:after="160" w:line="282" w:lineRule="auto"/>
+      <w:ind w:left="140" w:right="140"/>
+    </w:pPr>
+    <w:rPr>
+      <w:rFonts w:ascii="Liberation Serif" w:hAnsi="Liberation Serif" w:cs="Liberation Serif" w:eastAsia="Liberation Serif"/>
+      <w:color w:val="1A1A1A"/>
+      <w:sz w:val="22"/>
+      <w:szCs w:val="22"/>
+    </w:rPr>
+  </w:style>
   <w:style w:type="paragraph" w:styleId="PreviewNotice">
     <w:name w:val="PreviewNotice"/>
     <w:basedOn w:val="Normal"/>
     <w:next w:val="BodyText"/>
     <w:qFormat/>
     <w:pPr>
-      <w:spacing w:before="0" w:after="160" w:line="230" w:lineRule="auto"/>
       <w:pBdr>
         <w:bottom w:val="single" w:sz="4" w:space="3" w:color="C9D4D7"/>
       </w:pBdr>
+      <w:spacing w:before="0" w:after="160" w:line="230" w:lineRule="auto"/>
     </w:pPr>
     <w:rPr>
       <w:rFonts w:ascii="Liberation Serif" w:hAnsi="Liberation Serif" w:cs="Liberation Serif" w:eastAsia="Liberation Serif"/>

--- a/agent/themes/editorial.docx
+++ b/agent/themes/editorial.docx
@@ -502,6 +502,50 @@
       </w:rPr>
     </w:tblStylePr>
   </w:style>
+  <w:style w:type="table" w:styleId="TableOpen">
+    <w:name w:val="Table Open"/>
+    <w:basedOn w:val="NormalTable"/>
+    <w:qFormat/>
+    <w:pPr>
+      <w:spacing w:before="0" w:after="0" w:line="240" w:lineRule="auto"/>
+    </w:pPr>
+    <w:rPr>
+      <w:rFonts w:ascii="Liberation Serif" w:hAnsi="Liberation Serif" w:cs="Liberation Serif" w:eastAsia="Liberation Serif"/>
+      <w:color w:val="1A1A1A"/>
+      <w:sz w:val="18"/>
+      <w:szCs w:val="18"/>
+    </w:rPr>
+    <w:tblPr>
+      <w:tblBorders>
+        <w:top w:val="none" w:sz="0" w:space="0" w:color="auto"/>
+        <w:left w:val="none" w:sz="0" w:space="0" w:color="auto"/>
+        <w:bottom w:val="none" w:sz="0" w:space="0" w:color="auto"/>
+        <w:right w:val="none" w:sz="0" w:space="0" w:color="auto"/>
+        <w:insideH w:val="none" w:sz="0" w:space="0" w:color="auto"/>
+        <w:insideV w:val="none" w:sz="0" w:space="0" w:color="auto"/>
+      </w:tblBorders>
+      <w:tblCellMar>
+        <w:top w:w="90" w:type="dxa"/>
+        <w:left w:w="100" w:type="dxa"/>
+        <w:bottom w:w="90" w:type="dxa"/>
+        <w:right w:w="100" w:type="dxa"/>
+      </w:tblCellMar>
+    </w:tblPr>
+    <w:tblStylePr w:type="firstRow">
+      <w:pPr>
+        <w:keepNext/>
+        <w:spacing w:before="0" w:after="0"/>
+      </w:pPr>
+      <w:rPr>
+        <w:rFonts w:ascii="Liberation Serif" w:hAnsi="Liberation Serif" w:cs="Liberation Serif" w:eastAsia="Liberation Serif"/>
+        <w:b/>
+        <w:caps/>
+        <w:color w:val="0F6470"/>
+        <w:sz w:val="18"/>
+        <w:szCs w:val="18"/>
+      </w:rPr>
+    </w:tblStylePr>
+  </w:style>
   <w:style w:type="table" w:styleId="TableSignature">
     <w:name w:val="Table Signature"/>
     <w:basedOn w:val="NormalTable"/>
